--- a/Submission/AgenticHealthcareAssistant_Writeup.docx
+++ b/Submission/AgenticHealthcareAssistant_Writeup.docx
@@ -61,7 +61,7 @@
           <w:sz w:val="20"/>
           <w:szCs w:val="20"/>
         </w:rPr>
-        <w:t xml:space="preserve">Agentic AI · LangChain tool-calling agent · RAG (FAISS) · Memory · Google Gemini LLM</w:t>
+        <w:t xml:space="preserve">Agentic AI · LangChain tool-calling agent · RAG (FAISS) · Memory · Groq LLM + Gemini embeddings</w:t>
       </w:r>
     </w:p>
     <w:p>
@@ -262,7 +262,7 @@
           <w:sz w:val="22"/>
           <w:szCs w:val="22"/>
         </w:rPr>
-        <w:t xml:space="preserve">InsightMed is a LangChain tool-calling agent. A planning system prompt directs the LLM to decompose each request into ordered sub-goals and choose the right tool for each. Six tools back the four capabilities; a FAISS vector store holds patient summaries for semantic retrieval (RAG); and ConversationBufferMemory retains patient context across turns so follow-up questions resolve correctly. Every tool call is logged for performance monitoring, and a Streamlit dashboard surfaces the data, metrics, memory traces and logs. The LLM backend is Google Gemini (free tier).</w:t>
+        <w:t xml:space="preserve">InsightMed is a LangChain tool-calling agent. A planning system prompt directs the LLM to decompose each request into ordered sub-goals and choose the right tool for each. Six tools back the four capabilities; a FAISS vector store holds patient summaries for semantic retrieval (RAG); and ConversationBufferMemory retains patient context across turns so follow-up questions resolve correctly. Every tool call is logged for performance monitoring, and a Streamlit dashboard surfaces the data, metrics, memory traces and logs. The agent LLM runs on Groq (openai/gpt-oss-20b) for reliable tool-calling, and patient-summary embeddings use Google Gemini - both free.</w:t>
       </w:r>
     </w:p>
     <w:p>
@@ -2109,7 +2109,7 @@
           <w:sz w:val="22"/>
           <w:szCs w:val="22"/>
         </w:rPr>
-        <w:t xml:space="preserve">From inside the project folder (a free Gemini key is available at aistudio.google.com/apikey):</w:t>
+        <w:t xml:space="preserve">From inside the project folder (both keys are free - Groq at console.groq.com/keys for the agent, Google at aistudio.google.com/apikey for embeddings):</w:t>
       </w:r>
     </w:p>
     <w:p>
@@ -2137,7 +2137,7 @@
           <w:sz w:val="20"/>
           <w:szCs w:val="20"/>
         </w:rPr>
-        <w:t xml:space="preserve">cp .env.example .env   # then edit .env and set GOOGLE_API_KEY</w:t>
+        <w:t xml:space="preserve">cp .env.example .env   # then set GROQ_API_KEY (agent) and GOOGLE_API_KEY (embeddings)</w:t>
       </w:r>
     </w:p>
     <w:p>
